--- a/demo/offline/work-plan-工作方案/20260404-“我的刀盾”传播素材整理工作方案-v01.docx
+++ b/demo/offline/work-plan-工作方案/20260404-“我的刀盾”传播素材整理工作方案-v01.docx
@@ -299,7 +299,7 @@
       <w:titlePg/>
       <w:pgNumType w:start="1"/>
       <w:pgSz w:w="11906" w:h="16838"/>
-      <w:pgMar w:top="2098" w:right="1474" w:bottom="1984" w:left="1587" w:header="720" w:footer="720" w:gutter="0"/>
+      <w:pgMar w:top="2098" w:right="1474" w:bottom="1984" w:left="1587" w:header="720" w:footer="1587" w:gutter="0"/>
     </w:sectPr>
   </w:body>
 </w:document>
@@ -313,7 +313,7 @@
     </w:pPr>
     <w:r>
       <w:rPr>
-        <w:rFonts w:ascii="仿宋_GB2312" w:hAnsi="仿宋_GB2312" w:eastAsia="仿宋_GB2312" w:cs="仿宋_GB2312"/>
+        <w:rFonts w:ascii="宋体" w:hAnsi="宋体" w:eastAsia="宋体" w:cs="宋体"/>
         <w:sz w:val="28"/>
         <w:szCs w:val="28"/>
       </w:rPr>
@@ -322,7 +322,7 @@
     <w:fldSimple w:instr=" PAGE ">
       <w:r>
         <w:rPr>
-          <w:rFonts w:ascii="仿宋_GB2312" w:hAnsi="仿宋_GB2312" w:eastAsia="仿宋_GB2312" w:cs="仿宋_GB2312"/>
+          <w:rFonts w:ascii="宋体" w:hAnsi="宋体" w:eastAsia="宋体" w:cs="宋体"/>
           <w:sz w:val="28"/>
           <w:szCs w:val="28"/>
         </w:rPr>
@@ -331,7 +331,7 @@
     </w:fldSimple>
     <w:r>
       <w:rPr>
-        <w:rFonts w:ascii="仿宋_GB2312" w:hAnsi="仿宋_GB2312" w:eastAsia="仿宋_GB2312" w:cs="仿宋_GB2312"/>
+        <w:rFonts w:ascii="宋体" w:hAnsi="宋体" w:eastAsia="宋体" w:cs="宋体"/>
         <w:sz w:val="28"/>
         <w:szCs w:val="28"/>
       </w:rPr>
